--- a/docs/manuscript/v2/論文1_和文要旨_本文_v2.docx
+++ b/docs/manuscript/v2/論文1_和文要旨_本文_v2.docx
@@ -20,7 +20,7 @@
     </w:p>
     <w:p>
       <w:pPr>
-        <w:spacing w:after="160" w:before="340" w:line="300"/>
+        <w:spacing w:before="340" w:after="160" w:line="300"/>
       </w:pPr>
       <w:r>
         <w:rPr>
@@ -97,7 +97,7 @@
           <w:rFonts w:ascii="游明朝" w:cs="游明朝" w:eastAsia="游明朝" w:hAnsi="游明朝"/>
           <w:color w:val="000000"/>
         </w:rPr>
-        <w:t xml:space="preserve">862例・161,737個の60秒ウィンドウを解析した。ΔTとRIは症例内のPWTT変動をほとんど説明しなかった（事前指定の回帰で決定係数0.000、切片を加えても0.044）。同じデータで平均血圧だけを説明変数にすると0.139を説明したので、PWTTが動いていないのではなく、その動きが血管指標では捉えられていない。ΔTの係数の向きは78%の症例で仮説どおりであったが大きさは小さく、ΔTが10%変化してもPWTTは0.27%しか変化しなかった。陽性対照では、ΔTは加齢とともに予測どおり短縮した（順位相関−0.197、95%信頼区間−0.261〜−0.131）。RIは年齢との関連が弱い指標であるため（+0.041）、この対照ではRIの妥当性を判定できなかった。仮想集団では、脈波分解から得たΔTと大動脈脈波伝播速度の相関は6つの年齢層すべてで予測の向きであったが弱く（絶対値の中央値0.22）、RIと末梢血管抵抗も0.21にとどまった。一方、同じ波形の収縮期ピークと拡張期ピークを直接読む方法（特徴点法）で得た指標は事前に定めた規準を満たした（ΔT 0.71、反射係数0.50、2次微分の加齢指数0.89）。PWTTを2つの区間に分けると、前駆出期を含む中枢側の区間は症例内変動の7%を占めるにすぎず、大半は橈骨動脈から指先までの末梢側の区間にあった。較正定数を補正しても推定精度は改善せず、誤差率は補正なし26.9%に対し補正あり27.2%であった（差+0.2ポイント、95%信頼区間+0.1〜+0.4）。早期振幅比で前提検証をやり直すと、説明できる割合は0.0002に下がり、係数の向きが揃う症例も51%と偶然の水準になった。</w:t>
+        <w:t xml:space="preserve">862例・161,737個の60秒ウィンドウを解析した。ΔTとRIは症例内のPWTT変動をほとんど説明しなかった（事前指定の回帰で決定係数0.000、切片を加えても0.044）。同じデータで平均血圧だけを説明変数にすると0.139を説明したので、PWTTが動いていないのではなく、その動きが血管指標では捉えられていない。ΔTの係数の向きは78%の症例で仮説どおりであったが大きさは小さく、ΔTが10%変化してもPWTTは0.27%しか変化しなかった。陽性対照では、ΔTは加齢とともに予測どおり短縮した（順位相関−0.197、95%信頼区間−0.261〜−0.131）。RIは年齢との関連が弱い指標であるため（+0.041）、この対照ではRIの妥当性を判定できなかった。仮想集団では、脈波分解から得たΔTと大動脈脈波伝播速度の相関は6つの年齢層すべてで予測の向きであったが弱く（絶対値の中央値0.22）、RIと末梢血管抵抗も0.21にとどまった。脈波分解から得た指標がこの水準にとどまったのに対し、同じ波形の収縮期ピークと拡張期ピークを直接読む方法（特徴点法）で得た指標は事前に定めた規準を満たした（ΔT 0.71、反射係数0.50、2次微分の加齢指数0.89）。PWTTを2つの区間に分けると、前駆出期を含む中枢側の区間は症例内変動の7%を占めるにすぎず、大半は橈骨動脈から指先までの末梢側の区間にあった。較正定数を補正しても推定精度は改善せず、誤差率は補正なし26.9%に対し補正あり27.2%であった（差+0.2ポイント、95%信頼区間+0.1〜+0.4）。早期振幅比で前提検証をやり直すと、説明できる割合は0.0002に下がり、係数の向きが揃う症例も51%と偶然の水準になった。</w:t>
       </w:r>
     </w:p>
     <w:p>
@@ -124,7 +124,7 @@
     </w:p>
     <w:p>
       <w:pPr>
-        <w:spacing w:after="160" w:before="340" w:line="300"/>
+        <w:spacing w:before="340" w:after="160" w:line="300"/>
       </w:pPr>
       <w:r>
         <w:rPr>
@@ -140,7 +140,7 @@
     </w:p>
     <w:p>
       <w:pPr>
-        <w:spacing w:after="120" w:before="260" w:line="300"/>
+        <w:spacing w:before="260" w:after="120" w:line="300"/>
       </w:pPr>
       <w:r>
         <w:rPr>
@@ -232,7 +232,7 @@
     </w:p>
     <w:p>
       <w:pPr>
-        <w:spacing w:after="120" w:before="260" w:line="300"/>
+        <w:spacing w:before="260" w:after="120" w:line="300"/>
       </w:pPr>
       <w:r>
         <w:rPr>
@@ -382,7 +382,7 @@
     </w:p>
     <w:p>
       <w:pPr>
-        <w:spacing w:after="90" w:before="90" w:line="300"/>
+        <w:spacing w:before="90" w:after="90" w:line="300"/>
       </w:pPr>
       <w:r>
         <w:rPr>
@@ -429,7 +429,7 @@
     </w:p>
     <w:p>
       <w:pPr>
-        <w:spacing w:after="90" w:before="90" w:line="300"/>
+        <w:spacing w:before="90" w:after="90" w:line="300"/>
       </w:pPr>
       <w:r>
         <w:rPr>
@@ -441,7 +441,7 @@
     </w:p>
     <w:p>
       <w:pPr>
-        <w:spacing w:after="90" w:before="90" w:line="300"/>
+        <w:spacing w:before="90" w:after="90" w:line="300"/>
       </w:pPr>
       <w:r>
         <w:rPr>
@@ -536,7 +536,7 @@
     </w:p>
     <w:p>
       <w:pPr>
-        <w:spacing w:after="90" w:before="90" w:line="300"/>
+        <w:spacing w:before="90" w:after="90" w:line="300"/>
       </w:pPr>
       <w:r>
         <w:rPr>
@@ -548,7 +548,7 @@
     </w:p>
     <w:p>
       <w:pPr>
-        <w:spacing w:after="90" w:before="90" w:line="300"/>
+        <w:spacing w:before="90" w:after="90" w:line="300"/>
       </w:pPr>
       <w:r>
         <w:rPr>
@@ -560,7 +560,7 @@
     </w:p>
     <w:p>
       <w:pPr>
-        <w:spacing w:after="90" w:before="90" w:line="300"/>
+        <w:spacing w:before="90" w:after="90" w:line="300"/>
       </w:pPr>
       <w:r>
         <w:rPr>
@@ -655,7 +655,7 @@
     </w:p>
     <w:p>
       <w:pPr>
-        <w:spacing w:after="90" w:before="90" w:line="300"/>
+        <w:spacing w:before="90" w:after="90" w:line="300"/>
       </w:pPr>
       <w:r>
         <w:rPr>
@@ -675,20 +675,20 @@
           <w:rFonts w:ascii="游明朝" w:cs="游明朝" w:eastAsia="游明朝" w:hAnsi="游明朝"/>
           <w:color w:val="000000"/>
         </w:rPr>
-        <w:t xml:space="preserve">とした。相対変化は較正点で0となるため、事前指定の推定は設計行列に定数列を含めない原点通過とした。この指定は統計解析計画の文章ではなく凍結した解析コードにある。タグsap-v0.3（コミット407f226、2026年8月28日）において、前提検証の設計行列はΔSI%とΔRI%のみから作られ定数列を持たず、決定係数の分母は平均まわりの平方和である。いずれも登録したコードで確認できる。一方で決定係数の分母は平均まわりの平方和とするため、この値は0近傍にも負にもなりうる。事前指定した統計量はこの値であり、切片を加えて再当てはめした通常の決定係数も併記する。プールした決定係数と95%信頼区間つきの係数、および症例内決定係数の分布を報告する。この解析は参照COを一切用いないため、上記の参照標準の限界の影響を受けない。</w:t>
-      </w:r>
-    </w:p>
-    <w:p>
-      <w:pPr>
-        <w:spacing w:after="120" w:line="300"/>
-        <w:ind w:firstLine="210"/>
-      </w:pPr>
-      <w:r>
-        <w:rPr>
-          <w:rFonts w:ascii="游明朝" w:cs="游明朝" w:eastAsia="游明朝" w:hAnsi="游明朝"/>
-          <w:color w:val="000000"/>
-        </w:rPr>
-        <w:t xml:space="preserve">決定係数が0近傍になる経路には、前提が偽である場合と、測定が雑音に埋もれて関係が見えない場合の2つがある。これを切り分けるため、各症例内で連続するウィンドウ間のPWTT・ΔT・RIの1次自己相関を事前に指定した。測定ノイズが支配的な系列は自己相関が0近傍になる一方、生理を追う系列は他の変数と無関係でも自己相関を保つ。さらに、関係は存在するが患者ごとに逆向きである可能性を検出するため、症例間での係数の符号の一致度も報告した。</w:t>
+        <w:t xml:space="preserve">とした。相対変化は較正点で0となるため、事前指定の推定は設計行列に定数列を含めない原点通過とした。この指定は統計解析計画の文章ではなく凍結した解析コードにある。タグsap-v0.3（コミット407f226、2026年8月28日）において、前提検証の設計行列はΔSI%とΔRI%のみから作られ定数列を持たず、決定係数の分母は平均まわりの平方和である。いずれも登録したコードで確認できる。ただし決定係数の分母は平均まわりの平方和とするため、この値は0近傍にも負にもなりうる。事前指定した統計量はこの値であり、切片を加えて再当てはめした通常の決定係数も併記する。プールした決定係数と95%信頼区間つきの係数、および症例内決定係数の分布を報告する。この解析は参照COを一切用いないため、上記の参照標準の限界の影響を受けない。</w:t>
+      </w:r>
+    </w:p>
+    <w:p>
+      <w:pPr>
+        <w:spacing w:after="120" w:line="300"/>
+        <w:ind w:firstLine="210"/>
+      </w:pPr>
+      <w:r>
+        <w:rPr>
+          <w:rFonts w:ascii="游明朝" w:cs="游明朝" w:eastAsia="游明朝" w:hAnsi="游明朝"/>
+          <w:color w:val="000000"/>
+        </w:rPr>
+        <w:t xml:space="preserve">決定係数が0近傍になる経路には、前提が偽である場合と、測定が雑音に埋もれて関係が見えない場合の2つがある。これを切り分けるため、各症例内で連続するウィンドウ間のPWTT・ΔT・RIの1次自己相関を事前に指定した。測定ノイズが支配的な系列は自己相関が0近傍になるが、生理を追う系列は他の変数と無関係でも自己相関を保つ。さらに、関係は存在するが患者ごとに逆向きである可能性を検出するため、症例間での係数の符号の一致度も報告した。</w:t>
       </w:r>
     </w:p>
     <w:p>
@@ -741,7 +741,7 @@
     </w:p>
     <w:p>
       <w:pPr>
-        <w:spacing w:after="90" w:before="90" w:line="300"/>
+        <w:spacing w:before="90" w:after="90" w:line="300"/>
       </w:pPr>
       <w:r>
         <w:rPr>
@@ -783,7 +783,7 @@
           <w:rFonts w:ascii="游明朝" w:cs="游明朝" w:eastAsia="游明朝" w:hAnsi="游明朝"/>
           <w:color w:val="000000"/>
         </w:rPr>
-        <w:t xml:space="preserve">本研究の参照COの大半は動脈圧波形から算出されるため、血圧の変化に伴って動く。血管指標も血圧と並行して動く。したがって、補正推定器と参照COの一致度が上がったとしても、それがCO推定精度の向上なのか、参照COの血圧依存性に補正が追随しただけなのかを、一致度だけでは区別できない。このことを解析前に人工的に作ったデータで確かめた。「PWTTに血管の情報が実際に含まれる」場合と「含まれないが参照COが血圧に伴って動く」場合の2通りのデータを作ると、精度比較はどちらの場合でも有意な改善を示した（各3回中3回）。すなわち精度比較は両者を区別できない。これに対し、参照COを使わない前提検証は、前者で決定係数0.658、後者で0.001と明確に区別できた。血圧で調整した比較や、血圧だけの補正に血管指標を加えたときの精度の増分を見る方法も試したが、症例内では血圧と血管指標が並行して動く（共線性）ため、どちらの寄与かを分けられず、両者を区別できなかった。そこで次の規準を事前に決めた。精度比較で改善が示されても、前提検証で血管指標がPWTT変動を有意に説明しない限り、CO精度が向上したとは結論せず、動脈圧波形由来の参照COとの一致度が向上したにとどめる。逆に前提が成立して精度が改善しない場合は、前提は妥当であるがこの補正の形が不十分であると結論する。</w:t>
+        <w:t xml:space="preserve">本研究の参照COの大半は動脈圧波形から算出されるため、血圧の変化に伴って動く。血管指標も血圧と並行して動く。したがって、補正推定器と参照COの一致度が上がったとしても、それがCO推定精度の向上なのか、参照COの血圧依存性に補正が追随しただけなのかを、一致度だけでは区別できない。このことを解析前に人工的に作ったデータで確かめた。「PWTTに血管の情報が実際に含まれる」場合と「含まれないが参照COが血圧に伴って動く」場合の2通りのデータを作ると、精度比較はどちらの場合でも有意な改善を示した（各3回中3回）。すなわち精度比較は両者を区別できない。これに対し、参照COを使わない前提検証は、PWTTに血管の情報が含まれるデータで決定係数0.658、含まれないデータで0.001と明確に区別できた。血圧で調整した比較や、血圧だけの補正に血管指標を加えたときの精度の増分を見る方法も試したが、症例内では血圧と血管指標が並行して動く（共線性）ため、どちらの寄与かを分けられず、両者を区別できなかった。そこで次の規準を事前に決めた。精度比較で改善が示されても、前提検証で血管指標がPWTT変動を有意に説明しない限り、CO精度が向上したとは結論せず、動脈圧波形由来の参照COとの一致度が向上したにとどめる。逆に前提が成立して精度が改善しない場合は、前提は妥当であるがこの補正の形が不十分であると結論する。</w:t>
       </w:r>
     </w:p>
     <w:p>
@@ -845,7 +845,7 @@
     </w:p>
     <w:p>
       <w:pPr>
-        <w:spacing w:after="120" w:before="260" w:line="300"/>
+        <w:spacing w:before="260" w:after="120" w:line="300"/>
       </w:pPr>
       <w:r>
         <w:rPr>
@@ -1025,12 +1025,12 @@
           <w:rFonts w:ascii="游明朝" w:cs="游明朝" w:eastAsia="游明朝" w:hAnsi="游明朝"/>
           <w:color w:val="000000"/>
         </w:rPr>
-        <w:t xml:space="preserve">全身血管抵抗との関連では、204例においてRIとSVRの症例内相関の中央値は+0.098（符号検定p＝1.7×10⁻⁵）で予測の向きであったのに対し、SIはSVRと関連しなかった（中央値+0.049、p＝0.14）。平均血圧は+0.334（p＝4.8×10⁻¹⁵）であった。PWTTの分解では、末梢の項は可測性の関門を通過した（1次自己相関+0.654、変動係数0.037、症例内ドリフトなし）。R波から橈骨までのT1は180 ms（四分位範囲166〜192）であった。前駆出期を含まないΔ(T2−T1)は、ΔPWTTと同程度にしかΔTで説明されず（r²＝0.008、症例内ρ＝+0.122に対しΔPWTTでは+0.216）、主解析の陰性が前駆出期と伝播時間の逆向きの変化によって生じたものではないことが示された。症例内のPWTT変動を2区間の変動に分けると、末梢側の区間（橈骨動脈→指先）が大半を占めた。ΔPWTT%を末梢側の区間の相対変化だけで説明したときの決定係数は0.534、中枢側（R波→橈骨動脈、ΔT1%）だけでは0.073、2区間を同時に用いると0.977であった。PWTTは2区間の和なので、2区間を同時に用いれば理論上は完全に説明される。1に達しないのは、2区間の占める割合が症例ごとに異なるのに、全症例に共通の係数を当てはめているためである。これは分散の分解であって因果の説明ではなく、光電容積脈波の立ち上がりの時刻誤差はすべて末梢側の区間に入るという留保がつく。動脈圧波形由来の指標（拡張期減衰時定数と最大dP/dt）もΔPWTTを説明しなかった（r²＝0.015）。in silicoの構成概念妥当性では、仮想被験者4,374名のうち4,036名（92%）が収束検算を通過した。年齢層内でΔTは大動脈脈波伝播速度と6層すべてで予測どおり負に相関したが弱く（25歳から75歳の順にρ＝−0.14、−0.12、−0.09、−0.31、−0.52、−0.61、絶対値の中央値0.22）、事前に定めた0.3に届かなかった。RIは末梢血管抵抗と6層中5層で正に相関した（絶対値の中央値0.21、25歳の+0.49から75歳の−0.01へ低下）。いずれの規準も満たされなかった。要因配置において、ΔTに対する主効果は脈波伝播速度が最大であったが（−1 SDから+1 SDで−17%）、心拍数（−11%、ρ＝−0.54）と大動脈径（−13%）が同じ桁で効き、脈波伝播速度への応答は単調でなかった。他の因子をすべて基準値としたとき、ΔTは−1 SD、基準、+1 SDで332、353、251 ms、RIは0.325、0.254、0.647であり、第2成分が捉える波が入れ替わる挙動と整合する。RIを最も動かしたのは心拍数（−40%）と大動脈径（+33%）であった。3成分分解の代替定義はいずれも劣った。モデルの立ち上がり時刻から得た大動脈起始部から指尖までの真の伝播時間（前駆出期と装置遅延を含まない）は96 ms（5〜95パーセンタイル66〜120）で、年齢層内で大動脈脈波伝播速度とρ＝−0.99で相関した一方、ΔTとこの真の伝播時間の相関は+0.19にとどまった。橈骨から指尖までの真の伝播時間は全集団で8 ms（4〜16 ms）であった。同じ規準を特徴点法由来の指標に適用すると、2つの読みが分かれた。収縮期ピークと拡張期ピークの間隔は大動脈脈波伝播速度と絶対値の中央値0.71で相関し（6層すべてで負）、特徴点法のスティフネス指標は0.71、2次微分の加齢指数は0.89、特徴点法の反射係数は末梢血管抵抗と0.50であり、いずれも脈波分解由来の指標が満たさなかった規準を満たした。比較そのものの対照として加えたモデル出力の脈波到達時間は0.57であった。特徴点法の増大係数は満たさなかった（0.14）。要因配置では、特徴点法の間隔は脈波分解由来のものに比べ脈波伝播速度への感度が約2倍（−1 SDから+1 SDで−31%対−17%）、心拍数への感度が約4分の1（−2.6%対−10.9%）であった。記述として、特徴点法の反射係数は末梢血管抵抗（0.50）よりも脈波伝播速度（0.69）と強く相関した。早期振幅比による前提検証では、862例・161,638ウィンドウで指標が得られた（主解析の161,737に対し欠損率0.1%）。同一のウィンドウで再計算した主解析の値は0.044（切片あり）および0.000（原点通過）、平均血圧単独は0.139であり、いずれも確認的解析と一致した。早期振幅比による症例内PWTT変動の説明は0.0002（切片あり、原点通過では−0.105）で、係数は1%あたり−0.030であった。症例内で係数の符号が予測どおりに揃った割合は51%と偶然と同じ水準で、症例内順位相関の中央値は−0.003であった。連続ウィンドウ間の1次自己相関は0.394で、スティフネス指標の0.496および反射係数の0.431と同程度であった。事前に定めた読み方に照らし、指標を替えても症例内PWTT変動は説明されないと判定した。</w:t>
-      </w:r>
-    </w:p>
-    <w:p>
-      <w:pPr>
-        <w:spacing w:after="120" w:before="260" w:line="300"/>
+        <w:t xml:space="preserve">全身血管抵抗との関連では、204例においてRIとSVRの症例内相関の中央値は+0.098（符号検定p＝1.7×10⁻⁵）で予測の向きであったのに対し、SIはSVRと関連しなかった（中央値+0.049、p＝0.14）。平均血圧は+0.334（p＝4.8×10⁻¹⁵）であった。PWTTの分解では、末梢の項は可測性の関門を通過した（1次自己相関+0.654、変動係数0.037、症例内ドリフトなし）。R波から橈骨までのT1は180 ms（四分位範囲166〜192）であった。前駆出期を含まないΔ(T2−T1)は、ΔPWTTと同程度にしかΔTで説明されず（r²＝0.008、症例内ρ＝+0.122に対しΔPWTTでは+0.216）、主解析の陰性が前駆出期と伝播時間の逆向きの変化によって生じたものではないことが示された。症例内のPWTT変動を2区間の変動に分けると、末梢側の区間（橈骨動脈→指先）が大半を占めた。ΔPWTT%を末梢側の区間の相対変化だけで説明したときの決定係数は0.534、中枢側（R波→橈骨動脈、ΔT1%）だけでは0.073、2区間を同時に用いると0.977であった。PWTTは2区間の和なので、2区間を同時に用いれば理論上は完全に説明される。1に達しないのは、2区間の占める割合が症例ごとに異なるのに、全症例に共通の係数を当てはめているためである。これは分散の分解であって因果の説明ではなく、光電容積脈波の立ち上がりの時刻誤差はすべて末梢側の区間に入るという留保がつく。動脈圧波形由来の指標（拡張期減衰時定数と最大dP/dt）もΔPWTTを説明しなかった（r²＝0.015）。in silicoの構成概念妥当性では、仮想被験者4,374名のうち4,036名（92%）が収束検算を通過した。年齢層内でΔTは大動脈脈波伝播速度と6層すべてで予測どおり負に相関したが弱く（25歳から75歳の順にρ＝−0.14、−0.12、−0.09、−0.31、−0.52、−0.61、絶対値の中央値0.22）、事前に定めた0.3に届かなかった。RIは末梢血管抵抗と6層中5層で正に相関した（絶対値の中央値0.21、25歳の+0.49から75歳の−0.01へ低下）。いずれの規準も満たされなかった。要因配置において、ΔTに対する主効果は脈波伝播速度が最大であったが（−1 SDから+1 SDで−17%）、心拍数（−11%、ρ＝−0.54）と大動脈径（−13%）が同じ桁で効き、脈波伝播速度への応答は単調でなかった。他の因子をすべて基準値としたとき、ΔTは−1 SD、基準、+1 SDで332、353、251 ms、RIは0.325、0.254、0.647であり、第2成分が捉える波が入れ替わる挙動と整合する。RIを最も動かしたのは心拍数（−40%）と大動脈径（+33%）であった。3成分分解の代替定義はいずれも劣った。モデルの立ち上がり時刻から得た大動脈起始部から指尖までの真の伝播時間（前駆出期と装置遅延を含まない）は96 ms（5〜95パーセンタイル66〜120）で、年齢層内で大動脈脈波伝播速度とρ＝−0.99で相関したが、脈波分解から得たΔTとこの真の伝播時間の相関は+0.19にとどまった。橈骨から指尖までの真の伝播時間は全集団で8 ms（4〜16 ms）であった。同じ規準を特徴点法由来の指標に適用すると、2つの読みが分かれた。収縮期ピークと拡張期ピークの間隔は大動脈脈波伝播速度と絶対値の中央値0.71で相関し（6層すべてで負）、特徴点法のスティフネス指標は0.71、2次微分の加齢指数は0.89、特徴点法の反射係数は末梢血管抵抗と0.50であり、いずれも脈波分解由来の指標が満たさなかった規準を満たした。比較そのものの対照として加えたモデル出力の脈波到達時間は0.57であった。特徴点法の増大係数は満たさなかった（0.14）。要因配置では、特徴点法の間隔は脈波分解由来のものに比べ脈波伝播速度への感度が約2倍（−1 SDから+1 SDで−31%対−17%）、心拍数への感度が約4分の1（−2.6%対−10.9%）であった。記述として、特徴点法の反射係数は末梢血管抵抗（0.50）よりも脈波伝播速度（0.69）と強く相関した。早期振幅比による前提検証では、862例・161,638ウィンドウで指標が得られた（主解析の161,737に対し欠損率0.1%）。同一のウィンドウで再計算した主解析の値は0.044（切片あり）および0.000（原点通過）、平均血圧単独は0.139であり、いずれも確認的解析と一致した。早期振幅比による症例内PWTT変動の説明は0.0002（切片あり、原点通過では−0.105）で、係数は1%あたり−0.030であった。症例内で係数の符号が予測どおりに揃った割合は51%と偶然と同じ水準で、症例内順位相関の中央値は−0.003であった。連続ウィンドウ間の1次自己相関は0.394で、スティフネス指標の0.496および反射係数の0.431と同程度であった。事前に定めた読み方に照らし、指標を替えても症例内PWTT変動は説明されないと判定した。</w:t>
+      </w:r>
+    </w:p>
+    <w:p>
+      <w:pPr>
+        <w:spacing w:before="260" w:after="120" w:line="300"/>
       </w:pPr>
       <w:r>
         <w:rPr>
@@ -1091,7 +1091,7 @@
           <w:rFonts w:ascii="游明朝" w:cs="游明朝" w:eastAsia="游明朝" w:hAnsi="游明朝"/>
           <w:color w:val="000000"/>
         </w:rPr>
-        <w:t xml:space="preserve">どの種類の信号処理がこの特有のパターンを生みうるかを特定するため、既知組成の合成脈波に候補となる操作を適用した。一律の利得正規化は、拍ごとに行っても記録全体に行っても両指標を完全に保った。反射係数は同一拍内の2成分の高さの比であり、その拍のいかなるスケーリングにも不変であるから当然の結果である。緩やかな高域通過（0.3〜0.5 Hz）も両者を保ち、強い高域通過は当てはめ自体を劣化させて拍は誤測定ではなく棄却された。前進波と反射波の間隔と同程度の時定数で拍の内部で変化する利得のみが、観察されたパターンを再現した。時定数0.25秒では反射係数が+61%偏位する一方、ΔTは−9 msしか動かず、1秒（1拍より遅い）では影響が皆無であった。したがって観察されたパターンは、通常持ち出される単純な振幅正規化ではなく、モニタ処理系における拍内の速い利得調整と整合する。これは候補となる機序を絞り込むものであって、当該データベースがそうした処理を行っている証拠ではないことを強調しておきたい。</w:t>
+        <w:t xml:space="preserve">どの種類の信号処理がこの特有のパターンを生みうるかを特定するため、既知組成の合成脈波に候補となる操作を適用した。一律の利得正規化は、拍ごとに行っても記録全体に行っても両指標を完全に保った。反射係数は同一拍内の2成分の高さの比であり、その拍のいかなるスケーリングにも不変であるから当然の結果である。緩やかな高域通過（0.3〜0.5 Hz）も両者を保ち、強い高域通過は当てはめ自体を劣化させて拍は誤測定ではなく棄却された。前進波と反射波の間隔と同程度の時定数で拍の内部で変化する利得のみが、観察されたパターンを再現した。時定数0.25秒では反射係数が+61%偏位するが、ΔTは−9 msしか動かず、1秒（1拍より遅い）では影響が皆無であった。したがって観察されたパターンは、通常持ち出される単純な振幅正規化ではなく、モニタ処理系における拍内の速い利得調整と整合する。これは候補となる機序を絞り込むものであって、当該データベースがそうした処理を行っている証拠ではないことを強調しておきたい。</w:t>
       </w:r>
     </w:p>
     <w:p>
@@ -1169,25 +1169,25 @@
           <w:rFonts w:ascii="游明朝" w:cs="游明朝" w:eastAsia="游明朝" w:hAnsi="游明朝"/>
           <w:color w:val="000000"/>
         </w:rPr>
-        <w:t xml:space="preserve">公開波形データベースの利用者に対しては、別途の注意を述べておきたい。本データベースの光電容積脈波チャネルは心電図に対して大きく一定した遅れを持ち、本コホートでは症例レベルの中央値が660 ms、四分位範囲が644〜676 msであった。この見かけの遅れは装置の処理遅延と生理的な伝播時間の和である。動脈ラインを用いて分離すると、R波から橈骨動脈圧の立ち上がりまでは180 ms（四分位範囲166〜192）であり、前駆出期80〜120 msと大動脈から橈骨までの伝播60〜100 msの和として矛盾しない。残る479 ms（同464〜492）が装置の処理遅延と橈骨から指尖までの伝播の和である。後者は検証済みの仮想集団で4〜16 msであり、処理遅延そのものは460〜475 ms程度と見積もられる。この種の装置由来のタイミングアーチファクトは他所で大規模に記録済みであり新しい現象ではないが31）、我々が加えるのは、波形の同期が妥当と仮定され、その仮定が派生ベンチマークデータセットに伝播している30）この特定の広く使われる資源における定量と補正である。遅延が高心拍数下で心周期を超えるため、これを考慮せずに計算した通過時間は単にずれるのではなく折り返す。これらのチャネルを組み合わせるいかなる研究も、この遅延を推定し解消しなければならない。</w:t>
-      </w:r>
-    </w:p>
-    <w:p>
-      <w:pPr>
-        <w:spacing w:after="120" w:line="300"/>
-        <w:ind w:firstLine="210"/>
-      </w:pPr>
-      <w:r>
-        <w:rPr>
-          <w:rFonts w:ascii="游明朝" w:cs="游明朝" w:eastAsia="游明朝" w:hAnsi="游明朝"/>
-          <w:color w:val="000000"/>
-        </w:rPr>
-        <w:t xml:space="preserve">本研究には複数の限界がある。第一に、本データベースで得られる参照COは主に動脈圧波形由来であり（解析862例中846例、FloTrac系）、独立した標準ではない。これは副次の精度解析に影響するが、参照COを用いない主解析には影響しない。利用可能な独立参照は肺動脈熱希釈5例と食道ドプラ11例であり、推論には少なすぎるため記述のみとした。第二に、副次の精度解析は60秒ウィンドウを用いたが、応答時間の異なるCOモニタの比較には20〜30分の移動平均を要するとの指摘がある11）。そこで5分および20分でも繰り返したところ、平均化により両群とも誤差率は低下したが、いずれの集約レベルでも補正は精度を改善しなかった。またこの論点は、ウィンドウレベル・症例内・参照非依存の主解析には当たらない。第三に、本研究は単一データベース・単一施設の後ろ向き解析であり、統制された血管運動負荷を伴わない。移植可能性を判断できるよう対象特性を完全に報告した。第四に、主解析は参照COを用いないが、解析対象のウィンドウは副次解析と共通にしたため、参照COが欠落した6%のウィンドウは主解析からも除外されている。主解析の決定係数が0近傍であるという結論を変えるとは考えにくいが、これらを含めた再解析は行っていない。第五に、実機の係数は非公開であるため、対照推定器は公表式の再現であって実機ではない。第六に、2成分分解における成分の帰属は、物理的に異なる波に対応する保証がなく21）、事前指定した3成分分解でも説明割合は上がらず、in silicoではスティフネスへの応答が不連続であった。より具体的には、2カーネルの選択の根拠とした分解アルゴリズムの比較自体が、2カーネルでは反射が単一成分に凝縮され、収縮期成分と特定の反射との関係を評価できないと報告している24）。本研究の指標はその関係であるから、模型の次数が測ろうとした量に適合していなかった。関連する選択も同じ方向を指す。本模型は拡張期の下降を表す項を持たないためいずれかの成分がこれを吸収せざるをえず、実測7,805拍で基底関数を比較した研究は、指数減衰の裾を持つ3成分のガンマ模型を、いかなる2成分の模型よりもはるかに高い頻度で選択している23）。また我々の収束検算は、当てはめた成分が意図した波形上の特徴の上に載ったかを検査していない。血管指標は当てはめ全体の良さではなく特徴点の位置に依存するため、この検査は不可欠であると論じられている41）。第七に、スティフネス指標と反射係数は主に安静時の指標として開発されており17,18）、術中の急性変化への外挿はそれ自体が仮定である。第八に、凍結後に追加した3つの解析は探索的である。in silicoの集団は麻酔も血管作動薬も含まない健常加齢のモデルであり、指標の構成を検証するものであって術中の挙動を検証するものではない。関連して、本研究が検証したのは事前指定した脈波分解由来の指標であり、in silicoの比較は特徴点法由来の指標であれば異なる挙動を示しうることを示している。本研究の結果を、光電容積脈波由来の血管指標一般についての言明と読むべきではない。またこの比較を、分解と特徴点法の一般的な優劣として読むべきでもない。仮想波形は雑音がなく特徴点が明瞭であり、分解にとって最も不利な条件である一方、我々の2カーネル実装は逆の条件に合わせて構成されていた。最後に、光電容積脈波チャネルは処理済みのモニタ出力である。陽性対照が示すとおりタイミング情報はその処理を明らかに生き延びるが、振幅情報は生き延びないようである。反射係数は同じ対照を通過しなかったため、本研究は波動反射がPWTTを追うか否かについて何も言えない。それを検証するには、利得の挙動が文書化された光電容積脈波の信号源が必要である。</w:t>
-      </w:r>
-    </w:p>
-    <w:p>
-      <w:pPr>
-        <w:spacing w:after="120" w:before="260" w:line="300"/>
+        <w:t xml:space="preserve">公開波形データベースの利用者に対しては、別途の注意を述べておきたい。本データベースの光電容積脈波チャネルは心電図に対して大きく一定した遅れを持ち、本コホートでは症例レベルの中央値が660 ms、四分位範囲が644〜676 msであった。この見かけの遅れは装置の処理遅延と生理的な伝播時間の和である。動脈ラインを用いて分離すると、R波から橈骨動脈圧の立ち上がりまでは180 ms（四分位範囲166〜192）であり、前駆出期80〜120 msと大動脈から橈骨までの伝播60〜100 msの和として矛盾しない。残る479 ms（同464〜492）が装置の処理遅延と橈骨から指尖までの伝播の和である。橈骨から指尖までの伝播は検証済みの仮想集団で4〜16 msであり、処理遅延そのものは460〜475 ms程度と見積もられる。この種の装置由来のタイミングアーチファクトは他所で大規模に記録済みであり新しい現象ではないが31）、我々が加えるのは、波形の同期が妥当と仮定され、その仮定が派生ベンチマークデータセットに伝播している30）この特定の広く使われる資源における定量と補正である。遅延が高心拍数下で心周期を超えるため、これを考慮せずに計算した通過時間は単にずれるのではなく折り返す。これらのチャネルを組み合わせるいかなる研究も、この遅延を推定し解消しなければならない。</w:t>
+      </w:r>
+    </w:p>
+    <w:p>
+      <w:pPr>
+        <w:spacing w:after="120" w:line="300"/>
+        <w:ind w:firstLine="210"/>
+      </w:pPr>
+      <w:r>
+        <w:rPr>
+          <w:rFonts w:ascii="游明朝" w:cs="游明朝" w:eastAsia="游明朝" w:hAnsi="游明朝"/>
+          <w:color w:val="000000"/>
+        </w:rPr>
+        <w:t xml:space="preserve">本研究には複数の限界がある。第一に、本データベースで得られる参照COは主に動脈圧波形由来であり（解析862例中846例、FloTrac系）、独立した標準ではない。これは副次の精度解析に影響するが、参照COを用いない主解析には影響しない。利用可能な独立参照は肺動脈熱希釈5例と食道ドプラ11例であり、推論には少なすぎるため記述のみとした。第二に、副次の精度解析は60秒ウィンドウを用いたが、応答時間の異なるCOモニタの比較には20〜30分の移動平均を要するとの指摘がある11）。そこで5分および20分でも繰り返したところ、平均化により両群とも誤差率は低下したが、いずれの集約レベルでも補正は精度を改善しなかった。またこの論点は、ウィンドウレベル・症例内・参照非依存の主解析には当たらない。第三に、本研究は単一データベース・単一施設の後ろ向き解析であり、統制された血管運動負荷を伴わない。移植可能性を判断できるよう対象特性を完全に報告した。第四に、主解析は参照COを用いないが、解析対象のウィンドウは副次解析と共通にしたため、参照COが欠落した6%のウィンドウは主解析からも除外されている。主解析の決定係数が0近傍であるという結論を変えるとは考えにくいが、これらを含めた再解析は行っていない。第五に、実機の係数は非公開であるため、対照推定器は公表式の再現であって実機ではない。第六に、2成分分解における成分の帰属は、物理的に異なる波に対応する保証がなく21）、事前指定した3成分分解でも説明割合は上がらず、in silicoではスティフネスへの応答が不連続であった。より具体的には、2カーネルの選択の根拠とした分解アルゴリズムの比較自体が、2カーネルでは反射が単一成分に凝縮され、収縮期成分と特定の反射との関係を評価できないと報告している24）。本研究の指標はその関係であるから、模型の次数が測ろうとした量に適合していなかった。関連する選択も同じ方向を指す。本模型は拡張期の下降を表す項を持たないためいずれかの成分がこれを吸収せざるをえず、実測7,805拍で基底関数を比較した研究は、指数減衰の裾を持つ3成分のガンマ模型を、いかなる2成分の模型よりもはるかに高い頻度で選択している23）。また我々の収束検算は、当てはめた成分が意図した波形上の特徴の上に載ったかを検査していない。血管指標は当てはめ全体の良さではなく特徴点の位置に依存するため、この検査は不可欠であると論じられている41）。第七に、スティフネス指標と反射係数は主に安静時の指標として開発されており17,18）、術中の急性変化への外挿はそれ自体が仮定である。第八に、凍結後に追加した3つの解析は探索的である。in silicoの集団は麻酔も血管作動薬も含まない健常加齢のモデルであり、指標の構成を検証するものであって術中の挙動を検証するものではない。関連して、本研究が検証したのは事前指定した脈波分解由来の指標であり、in silicoの比較は特徴点法由来の指標であれば異なる挙動を示しうることを示している。本研究の結果を、光電容積脈波由来の血管指標一般についての言明と読むべきではない。またこの比較を、分解と特徴点法の一般的な優劣として読むべきでもない。仮想波形は雑音がなく特徴点が明瞭であり、分解にとって最も不利な条件であるが、我々の2カーネル実装は逆の条件に合わせて構成されていた。最後に、光電容積脈波チャネルは処理済みのモニタ出力である。陽性対照が示すとおりタイミング情報はその処理を明らかに生き延びるが、振幅情報は生き延びないようである。反射係数は同じ対照を通過しなかったため、本研究は波動反射がPWTTを追うか否かについて何も言えない。それを検証するには、利得の挙動が文書化された光電容積脈波の信号源が必要である。</w:t>
+      </w:r>
+    </w:p>
+    <w:p>
+      <w:pPr>
+        <w:spacing w:before="260" w:after="120" w:line="300"/>
       </w:pPr>
       <w:r>
         <w:rPr>
@@ -1239,7 +1239,7 @@
       </w:r>
     </w:p>
     <w:sectPr>
-      <w:footerReference w:type="default" r:id="rId7"/>
+      <w:footerReference w:type="default" r:id="rId6"/>
       <w:pgSz w:w="11906" w:h="16838" w:orient="portrait"/>
       <w:pgMar w:top="1134" w:right="1134" w:bottom="1134" w:left="1134" w:header="708" w:footer="708" w:gutter="0"/>
       <w:pgNumType/>
@@ -1251,43 +1251,6 @@
 
 <file path=word/comments.xml><?xml version="1.0" encoding="utf-8"?>
 <w:comments xmlns:cx="http://schemas.microsoft.com/office/drawing/2014/chartex" xmlns:cx1="http://schemas.microsoft.com/office/drawing/2015/9/8/chartex" xmlns:cx2="http://schemas.microsoft.com/office/drawing/2015/10/21/chartex" xmlns:cx3="http://schemas.microsoft.com/office/drawing/2016/5/9/chartex" xmlns:cx4="http://schemas.microsoft.com/office/drawing/2016/5/10/chartex" xmlns:cx5="http://schemas.microsoft.com/office/drawing/2016/5/11/chartex" xmlns:cx6="http://schemas.microsoft.com/office/drawing/2016/5/12/chartex" xmlns:cx7="http://schemas.microsoft.com/office/drawing/2016/5/13/chartex" xmlns:cx8="http://schemas.microsoft.com/office/drawing/2016/5/14/chartex" xmlns:mc="http://schemas.openxmlformats.org/markup-compatibility/2006" xmlns:aink="http://schemas.microsoft.com/office/drawing/2016/ink" xmlns:am3d="http://schemas.microsoft.com/office/drawing/2017/model3d" xmlns:o="urn:schemas-microsoft-com:office:office" xmlns:r="http://schemas.openxmlformats.org/officeDocument/2006/relationships" xmlns:m="http://schemas.openxmlformats.org/officeDocument/2006/math" xmlns:v="urn:schemas-microsoft-com:vml" xmlns:wp14="http://schemas.microsoft.com/office/word/2010/wordprocessingDrawing" xmlns:wp="http://schemas.openxmlformats.org/drawingml/2006/wordprocessingDrawing" xmlns:w10="urn:schemas-microsoft-com:office:word" xmlns:w="http://schemas.openxmlformats.org/wordprocessingml/2006/main" xmlns:w14="http://schemas.microsoft.com/office/word/2010/wordml" xmlns:w15="http://schemas.microsoft.com/office/word/2012/wordml" xmlns:w16cex="http://schemas.microsoft.com/office/word/2018/wordml/cex" xmlns:w16cid="http://schemas.microsoft.com/office/word/2016/wordml/cid" xmlns:w16="http://schemas.microsoft.com/office/word/2018/wordml" xmlns:w16sdtdh="http://schemas.microsoft.com/office/word/2020/wordml/sdtdatahash" xmlns:w16se="http://schemas.microsoft.com/office/word/2015/wordml/symex" xmlns:wpg="http://schemas.microsoft.com/office/word/2010/wordprocessingGroup" xmlns:wpi="http://schemas.microsoft.com/office/word/2010/wordprocessingInk" xmlns:wne="http://schemas.microsoft.com/office/word/2006/wordml" xmlns:wps="http://schemas.microsoft.com/office/word/2010/wordprocessingShape"/>
-</file>
-
-<file path=word/endnotes.xml><?xml version="1.0" encoding="utf-8"?>
-<w:endnotes xmlns:wpc="http://schemas.microsoft.com/office/word/2010/wordprocessingCanvas" xmlns:mc="http://schemas.openxmlformats.org/markup-compatibility/2006" xmlns:o="urn:schemas-microsoft-com:office:office" xmlns:r="http://schemas.openxmlformats.org/officeDocument/2006/relationships" xmlns:m="http://schemas.openxmlformats.org/officeDocument/2006/math" xmlns:v="urn:schemas-microsoft-com:vml" xmlns:wp14="http://schemas.microsoft.com/office/word/2010/wordprocessingDrawing" xmlns:wp="http://schemas.openxmlformats.org/drawingml/2006/wordprocessingDrawing" xmlns:w10="urn:schemas-microsoft-com:office:word" xmlns:w="http://schemas.openxmlformats.org/wordprocessingml/2006/main" xmlns:w14="http://schemas.microsoft.com/office/word/2010/wordml" xmlns:w15="http://schemas.microsoft.com/office/word/2012/wordml" xmlns:wpg="http://schemas.microsoft.com/office/word/2010/wordprocessingGroup" xmlns:wpi="http://schemas.microsoft.com/office/word/2010/wordprocessingInk" xmlns:wne="http://schemas.microsoft.com/office/word/2006/wordml" xmlns:wps="http://schemas.microsoft.com/office/word/2010/wordprocessingShape" mc:Ignorable="w14 w15 wp14">
-  <w:endnote w:type="separator" w:id="-1">
-    <w:p>
-      <w:pPr>
-        <w:spacing w:after="0" w:line="240" w:lineRule="auto"/>
-      </w:pPr>
-      <w:r>
-        <w:rPr>
-          <w:rStyle w:val="EndnoteReference"/>
-        </w:rPr>
-        <w:endnoteRef/>
-      </w:r>
-      <w:r>
-        <w:separator/>
-      </w:r>
-    </w:p>
-  </w:endnote>
-  <w:endnote w:type="continuationSeparator" w:id="0">
-    <w:p>
-      <w:pPr>
-        <w:spacing w:after="0" w:line="240" w:lineRule="auto"/>
-      </w:pPr>
-      <w:r>
-        <w:rPr>
-          <w:rStyle w:val="EndnoteReference"/>
-        </w:rPr>
-        <w:endnoteRef/>
-      </w:r>
-      <w:r>
-        <w:continuationSeparator/>
-      </w:r>
-    </w:p>
-  </w:endnote>
-</w:endnotes>
 </file>
 
 <file path=word/footer1.xml><?xml version="1.0" encoding="utf-8"?>
@@ -1591,42 +1554,5 @@
       <w:szCs w:val="20"/>
     </w:rPr>
   </w:style>
-  <w:style w:type="character" w:styleId="EndnoteReference">
-    <w:name w:val="endnote reference"/>
-    <w:basedOn w:val="DefaultParagraphFont"/>
-    <w:uiPriority w:val="99"/>
-    <w:semiHidden/>
-    <w:unhideWhenUsed/>
-    <w:rPr>
-      <w:vertAlign w:val="superscript"/>
-    </w:rPr>
-  </w:style>
-  <w:style w:type="paragraph" w:styleId="EndnoteText">
-    <w:name w:val="endnote text"/>
-    <w:basedOn w:val="Normal"/>
-    <w:link w:val="EndnoteTextChar"/>
-    <w:uiPriority w:val="99"/>
-    <w:semiHidden/>
-    <w:unhideWhenUsed/>
-    <w:pPr>
-      <w:spacing w:after="0" w:line="240" w:lineRule="auto"/>
-    </w:pPr>
-    <w:rPr>
-      <w:sz w:val="20"/>
-      <w:szCs w:val="20"/>
-    </w:rPr>
-  </w:style>
-  <w:style w:type="character" w:styleId="EndnoteTextChar">
-    <w:name w:val="Endnote Text Char"/>
-    <w:basedOn w:val="DefaultParagraphFont"/>
-    <w:link w:val="EndnoteText"/>
-    <w:uiPriority w:val="99"/>
-    <w:semiHidden/>
-    <w:unhideWhenUsed/>
-    <w:rPr>
-      <w:sz w:val="20"/>
-      <w:szCs w:val="20"/>
-    </w:rPr>
-  </w:style>
 </w:styles>
 </file>